--- a/documentos/transversales/03_EDT_WBS.docx
+++ b/documentos/transversales/03_EDT_WBS.docx
@@ -2632,7 +2632,7 @@
                 <w:sz w:val="19"/>
                 <w:lang w:val="es-CO"/>
               </w:rPr>
-              <w:t xml:space="preserve">Conectar Flask y python-oracledb en modo thin para consultas</w:t>
+              <w:t xml:space="preserve">Conectar la aplicación Java (Spring Boot) por JDBC para consultas</w:t>
             </w:r>
           </w:p>
         </w:tc>

--- a/documentos/transversales/03_EDT_WBS.docx
+++ b/documentos/transversales/03_EDT_WBS.docx
@@ -2632,7 +2632,7 @@
                 <w:sz w:val="19"/>
                 <w:lang w:val="es-CO"/>
               </w:rPr>
-              <w:t xml:space="preserve">Conectar la aplicación Java (Spring Boot) por JDBC para consultas</w:t>
+              <w:t xml:space="preserve">Conectar la aplicación Java (Servlets y JSP) por JDBC para consultas</w:t>
             </w:r>
           </w:p>
         </w:tc>

--- a/documentos/transversales/03_EDT_WBS.docx
+++ b/documentos/transversales/03_EDT_WBS.docx
@@ -1643,7 +1643,7 @@
                 <w:sz w:val="19"/>
                 <w:lang w:val="es-CO"/>
               </w:rPr>
-              <w:t xml:space="preserve">Elaborar MER Barker / Crow’s Foot en Data Modeler</w:t>
+              <w:t xml:space="preserve">Elaborar MER Barker / Crow’s Foot en MySQL Workbench</w:t>
             </w:r>
           </w:p>
         </w:tc>
@@ -1673,7 +1673,7 @@
                 <w:sz w:val="19"/>
                 <w:lang w:val="es-CO"/>
               </w:rPr>
-              <w:t xml:space="preserve">MER Barker / Crow’s Foot (Data Modeler).</w:t>
+              <w:t xml:space="preserve">MER Barker / Crow’s Foot (MySQL Workbench).</w:t>
             </w:r>
           </w:p>
         </w:tc>
@@ -1750,7 +1750,7 @@
                 <w:sz w:val="19"/>
                 <w:lang w:val="es-CO"/>
               </w:rPr>
-              <w:t xml:space="preserve">Modelo relacional Crow’s Foot (Data Modeler).</w:t>
+              <w:t xml:space="preserve">Modelo relacional Crow’s Foot (MySQL Workbench).</w:t>
             </w:r>
           </w:p>
         </w:tc>
@@ -2335,7 +2335,7 @@
                 <w:sz w:val="19"/>
                 <w:lang w:val="es-CO"/>
               </w:rPr>
-              <w:t xml:space="preserve">Comparar opciones y justificar Oracle AI Database 26ai Free</w:t>
+              <w:t xml:space="preserve">Comparar opciones y justificar MySQL 8.4 LTS</w:t>
             </w:r>
           </w:p>
         </w:tc>
@@ -2412,7 +2412,7 @@
                 <w:sz w:val="19"/>
                 <w:lang w:val="es-CO"/>
               </w:rPr>
-              <w:t xml:space="preserve">Preparar servicio, PDB</w:t>
+              <w:t xml:space="preserve">Preparar el servicio</w:t>
             </w:r>
             <w:r>
               <w:rPr>
@@ -2427,14 +2427,14 @@
                 <w:sz w:val="19"/>
                 <w:lang w:val="es-CO"/>
               </w:rPr>
-              <w:t xml:space="preserve">FREEPDB1</w:t>
-            </w:r>
-            <w:r>
-              <w:rPr>
-                <w:sz w:val="19"/>
-                <w:lang w:val="es-CO"/>
-              </w:rPr>
-              <w:t xml:space="preserve">, esquema</w:t>
+              <w:t xml:space="preserve">mysqld</w:t>
+            </w:r>
+            <w:r>
+              <w:rPr>
+                <w:sz w:val="19"/>
+                <w:lang w:val="es-CO"/>
+              </w:rPr>
+              <w:t xml:space="preserve">, la base</w:t>
             </w:r>
             <w:r>
               <w:rPr>
@@ -2449,7 +2449,7 @@
                 <w:sz w:val="19"/>
                 <w:lang w:val="es-CO"/>
               </w:rPr>
-              <w:t xml:space="preserve">VETDB</w:t>
+              <w:t xml:space="preserve">sigevet</w:t>
             </w:r>
             <w:r>
               <w:rPr>
@@ -2463,7 +2463,7 @@
                 <w:sz w:val="19"/>
                 <w:lang w:val="es-CO"/>
               </w:rPr>
-              <w:t xml:space="preserve">y usuario</w:t>
+              <w:t xml:space="preserve">y los usuarios</w:t>
             </w:r>
             <w:r>
               <w:rPr>
@@ -2478,7 +2478,36 @@
                 <w:sz w:val="19"/>
                 <w:lang w:val="es-CO"/>
               </w:rPr>
-              <w:t xml:space="preserve">VET_APP</w:t>
+              <w:t xml:space="preserve">vetdb</w:t>
+            </w:r>
+            <w:r>
+              <w:rPr>
+                <w:sz w:val="19"/>
+                <w:lang w:val="es-CO"/>
+              </w:rPr>
+              <w:t xml:space="preserve"> </w:t>
+            </w:r>
+            <w:r>
+              <w:rPr>
+                <w:sz w:val="19"/>
+                <w:lang w:val="es-CO"/>
+              </w:rPr>
+              <w:t xml:space="preserve">y</w:t>
+            </w:r>
+            <w:r>
+              <w:rPr>
+                <w:sz w:val="19"/>
+                <w:lang w:val="es-CO"/>
+              </w:rPr>
+              <w:t xml:space="preserve"> </w:t>
+            </w:r>
+            <w:r>
+              <w:rPr>
+                <w:rStyle w:val="VerbatimChar"/>
+                <w:sz w:val="19"/>
+                <w:lang w:val="es-CO"/>
+              </w:rPr>
+              <w:t xml:space="preserve">vet_app</w:t>
             </w:r>
           </w:p>
         </w:tc>

--- a/documentos/transversales/03_EDT_WBS.docx
+++ b/documentos/transversales/03_EDT_WBS.docx
@@ -2661,7 +2661,7 @@
                 <w:sz w:val="19"/>
                 <w:lang w:val="es-CO"/>
               </w:rPr>
-              <w:t xml:space="preserve">Conectar la aplicación Java (Servlets y JSP) por JDBC para consultas</w:t>
+              <w:t xml:space="preserve">Conectar la aplicación Java (Spring Boot, sin ORM) por JDBC para consultas</w:t>
             </w:r>
           </w:p>
         </w:tc>

--- a/documentos/transversales/03_EDT_WBS.docx
+++ b/documentos/transversales/03_EDT_WBS.docx
@@ -285,7 +285,7 @@
       <w:pPr>
         <w:pStyle w:val="Heading1"/>
       </w:pPr>
-      <w:bookmarkStart w:id="19" w:name="_1f14108bc577f9f9855bdda836437bc9c4e30da"/>
+      <w:bookmarkStart w:id="19" w:name="_alcance"/>
       <w:r>
         <w:rPr>
           <w:rStyle w:val="SectionNumber"/>
@@ -300,7 +300,7 @@
         <w:rPr>
           <w:lang w:val="es-CO"/>
         </w:rPr>
-        <w:t xml:space="preserve">Estructura orientada a entregables</w:t>
+        <w:t xml:space="preserve">Alcance</w:t>
       </w:r>
       <w:bookmarkEnd w:id="19"/>
     </w:p>
@@ -312,7 +312,7 @@
         <w:rPr>
           <w:lang w:val="es-CO"/>
         </w:rPr>
-        <w:t xml:space="preserve">La estructura de desglose del trabajo organiza el alcance completo de SIGEVET bajo la regla del cien por ciento: cada resultado se asigna a un único paquete de tercer nivel y cada paquete tiene un responsable de integración. El cronograma utiliza los mismos códigos; H1, H2 y H3 son hitos de control y no paquetes adicionales.</w:t>
+        <w:t xml:space="preserve">Regla 100 %: resultado único por paquete de tercer nivel, con integrador. Códigos del cronograma; H1/H2/H3 son hitos.</w:t>
       </w:r>
     </w:p>
     <w:p>
@@ -377,7 +377,7 @@
       <w:pPr>
         <w:pStyle w:val="Heading1"/>
       </w:pPr>
-      <w:bookmarkStart w:id="23" w:name="_813a79c533a08c3398cff3d81fa11b50097f204"/>
+      <w:bookmarkStart w:id="23" w:name="_jerarquía"/>
       <w:r>
         <w:rPr>
           <w:rStyle w:val="SectionNumber"/>
@@ -392,7 +392,7 @@
         <w:rPr>
           <w:lang w:val="es-CO"/>
         </w:rPr>
-        <w:t xml:space="preserve">Jerarquía y límites</w:t>
+        <w:t xml:space="preserve">Jerarquía</w:t>
       </w:r>
       <w:bookmarkEnd w:id="23"/>
     </w:p>
@@ -404,7 +404,7 @@
         <w:rPr>
           <w:lang w:val="es-CO"/>
         </w:rPr>
-        <w:t xml:space="preserve">Niveles primero y segundo de la EDT</w:t>
+        <w:t xml:space="preserve">Niveles 1–2</w:t>
       </w:r>
     </w:p>
     <w:tbl>
@@ -413,7 +413,7 @@
         <w:tblW w:type="pct" w:w="5000"/>
         <w:tblLayout w:type="fixed"/>
         <w:tblLook w:firstRow="1" w:lastRow="0" w:firstColumn="0" w:lastColumn="0" w:noHBand="0" w:noVBand="0" w:val="0020"/>
-        <w:tblCaption w:val="Niveles primero y segundo de la EDT"/>
+        <w:tblCaption w:val="Niveles 1–2"/>
         <w:tblBorders>
           <w:top w:val="single" w:sz="4" w:color="A6A6A6"/>
           <w:left w:val="single" w:sz="4" w:color="A6A6A6"/>
@@ -529,7 +529,7 @@
                 <w:sz w:val="19"/>
                 <w:lang w:val="es-CO"/>
               </w:rPr>
-              <w:t xml:space="preserve">Proyecto académico de base de datos y consulta web para Huella Sana.</w:t>
+              <w:t xml:space="preserve">BD/consulta web académica, Huella Sana.</w:t>
             </w:r>
           </w:p>
         </w:tc>
@@ -576,7 +576,7 @@
                 <w:sz w:val="19"/>
                 <w:lang w:val="es-CO"/>
               </w:rPr>
-              <w:t xml:space="preserve">Constitución, interesados y seguimiento de las líneas base.</w:t>
+              <w:t xml:space="preserve">Constitución, interesados, seguimiento de líneas base.</w:t>
             </w:r>
           </w:p>
         </w:tc>
@@ -623,7 +623,7 @@
                 <w:sz w:val="19"/>
                 <w:lang w:val="es-CO"/>
               </w:rPr>
-              <w:t xml:space="preserve">Propuesta, supuestos, modelos, normalización, diccionario y álgebra.</w:t>
+              <w:t xml:space="preserve">Propuesta, supuestos, modelos, normalización, diccionario, álgebra.</w:t>
             </w:r>
           </w:p>
         </w:tc>
@@ -670,7 +670,7 @@
                 <w:sz w:val="19"/>
                 <w:lang w:val="es-CO"/>
               </w:rPr>
-              <w:t xml:space="preserve">Análisis de plataforma, VM, RDBMS, scripts, aplicación, repositorio y video.</w:t>
+              <w:t xml:space="preserve">Plataforma, VM, RDBMS, scripts, aplicación, repositorio, video.</w:t>
             </w:r>
           </w:p>
         </w:tc>
@@ -717,7 +717,7 @@
                 <w:sz w:val="19"/>
                 <w:lang w:val="es-CO"/>
               </w:rPr>
-              <w:t xml:space="preserve">Sustentación, aceptación, balance y acta de cierre.</w:t>
+              <w:t xml:space="preserve">Sustentación, aceptación, balance, acta.</w:t>
             </w:r>
           </w:p>
         </w:tc>
@@ -727,7 +727,7 @@
       <w:pPr>
         <w:pStyle w:val="Heading1"/>
       </w:pPr>
-      <w:bookmarkStart w:id="24" w:name="_61262aad86041929f5235075870b88658b34bee"/>
+      <w:bookmarkStart w:id="24" w:name="_diccionario"/>
       <w:r>
         <w:rPr>
           <w:rStyle w:val="SectionNumber"/>
@@ -742,7 +742,7 @@
         <w:rPr>
           <w:lang w:val="es-CO"/>
         </w:rPr>
-        <w:t xml:space="preserve">Diccionario de la EDT</w:t>
+        <w:t xml:space="preserve">Diccionario</w:t>
       </w:r>
       <w:bookmarkEnd w:id="24"/>
     </w:p>
@@ -754,14 +754,14 @@
         <w:rPr>
           <w:lang w:val="es-CO"/>
         </w:rPr>
-        <w:t xml:space="preserve">Para facilitar lectura de la tabla, JD corresponde a Juan David Polo Herrera, Gerente del proyecto y DBA; SC a Sebastián Castellanos Parra, Analista y modelador de datos; JM a Juan Miguel Ramos, Desarrollador web e infraestructura. La responsabilidad identifica al integrador del paquete; el equipo participa en las revisiones y en la sustentación.</w:t>
+        <w:t xml:space="preserve">Integradores: JD=Juan David Polo Herrera (Gerente/DBA); SC=Sebastián Castellanos Parra (Analista/modelador); JM=Juan Miguel Ramos (Desarrollador web/infraestructura). Revisión/sustentación de todo el equipo.</w:t>
       </w:r>
     </w:p>
     <w:p>
       <w:pPr>
         <w:pStyle w:val="Heading2"/>
       </w:pPr>
-      <w:bookmarkStart w:id="25" w:name="_93bb8446ade9a742d4acf09beb66cd7ca9e4ab1"/>
+      <w:bookmarkStart w:id="25" w:name="_gestión"/>
       <w:r>
         <w:rPr>
           <w:rStyle w:val="SectionNumber"/>
@@ -776,7 +776,7 @@
         <w:rPr>
           <w:lang w:val="es-CO"/>
         </w:rPr>
-        <w:t xml:space="preserve">Gestión del proyecto</w:t>
+        <w:t xml:space="preserve">Gestión</w:t>
       </w:r>
       <w:bookmarkEnd w:id="25"/>
     </w:p>
@@ -788,7 +788,7 @@
         <w:rPr>
           <w:lang w:val="es-CO"/>
         </w:rPr>
-        <w:t xml:space="preserve">Paquetes de gestión</w:t>
+        <w:t xml:space="preserve">Gestión</w:t>
       </w:r>
     </w:p>
     <w:tbl>
@@ -797,7 +797,7 @@
         <w:tblW w:type="pct" w:w="5000"/>
         <w:tblLayout w:type="fixed"/>
         <w:tblLook w:firstRow="1" w:lastRow="0" w:firstColumn="0" w:lastColumn="0" w:noHBand="0" w:noVBand="0" w:val="0020"/>
-        <w:tblCaption w:val="Paquetes de gestión"/>
+        <w:tblCaption w:val="Gestión"/>
         <w:tblBorders>
           <w:top w:val="single" w:sz="4" w:color="A6A6A6"/>
           <w:left w:val="single" w:sz="4" w:color="A6A6A6"/>
@@ -951,7 +951,7 @@
                 <w:sz w:val="19"/>
                 <w:lang w:val="es-CO"/>
               </w:rPr>
-              <w:t xml:space="preserve">Definir objetivos, alcance, riesgos y autorización académica</w:t>
+              <w:t xml:space="preserve">Objetivos, alcance, riesgos, autorización académica</w:t>
             </w:r>
           </w:p>
         </w:tc>
@@ -981,7 +981,7 @@
                 <w:sz w:val="19"/>
                 <w:lang w:val="es-CO"/>
               </w:rPr>
-              <w:t xml:space="preserve">Acta de constitución.</w:t>
+              <w:t xml:space="preserve">Acta constitutiva.</w:t>
             </w:r>
           </w:p>
         </w:tc>
@@ -1028,7 +1028,7 @@
                 <w:sz w:val="19"/>
                 <w:lang w:val="es-CO"/>
               </w:rPr>
-              <w:t xml:space="preserve">Registrar expectativas, poder, interés y participación</w:t>
+              <w:t xml:space="preserve">Expectativas, poder, interés, participación</w:t>
             </w:r>
           </w:p>
         </w:tc>
@@ -1058,7 +1058,7 @@
                 <w:sz w:val="19"/>
                 <w:lang w:val="es-CO"/>
               </w:rPr>
-              <w:t xml:space="preserve">Registro, matriz y estrategia de interesados.</w:t>
+              <w:t xml:space="preserve">Registro/matriz/estrategia.</w:t>
             </w:r>
           </w:p>
         </w:tc>
@@ -1105,7 +1105,7 @@
                 <w:sz w:val="19"/>
                 <w:lang w:val="es-CO"/>
               </w:rPr>
-              <w:t xml:space="preserve">Integrar EDT, cronograma y presupuesto; revisar avance y cambios semanalmente</w:t>
+              <w:t xml:space="preserve">Integrar planes; revisar avance/cambios semanalmente</w:t>
             </w:r>
           </w:p>
         </w:tc>
@@ -1135,7 +1135,7 @@
                 <w:sz w:val="19"/>
                 <w:lang w:val="es-CO"/>
               </w:rPr>
-              <w:t xml:space="preserve">EDT y diccionario; cronograma Excel y Gantt; presupuesto Excel; decisiones de revisión.</w:t>
+              <w:t xml:space="preserve">EDT/diccionario, cronograma Excel/Gantt, presupuesto Excel, decisiones.</w:t>
             </w:r>
           </w:p>
         </w:tc>
@@ -1145,7 +1145,7 @@
       <w:pPr>
         <w:pStyle w:val="Heading2"/>
       </w:pPr>
-      <w:bookmarkStart w:id="26" w:name="_38863d364e9c39aaa326c73895b7deb60272715"/>
+      <w:bookmarkStart w:id="26" w:name="_48f7f308d54695bf490f98fd85bdecbb5129e55"/>
       <w:r>
         <w:rPr>
           <w:rStyle w:val="SectionNumber"/>
@@ -1160,7 +1160,7 @@
         <w:rPr>
           <w:lang w:val="es-CO"/>
         </w:rPr>
-        <w:t xml:space="preserve">Fase 1 Análisis y modelado</w:t>
+        <w:t xml:space="preserve">Fase 1</w:t>
       </w:r>
       <w:bookmarkEnd w:id="26"/>
     </w:p>
@@ -1172,7 +1172,7 @@
         <w:rPr>
           <w:lang w:val="es-CO"/>
         </w:rPr>
-        <w:t xml:space="preserve">Paquetes de análisis y modelado</w:t>
+        <w:t xml:space="preserve">Análisis/modelado</w:t>
       </w:r>
     </w:p>
     <w:tbl>
@@ -1181,7 +1181,7 @@
         <w:tblW w:type="pct" w:w="5000"/>
         <w:tblLayout w:type="fixed"/>
         <w:tblLook w:firstRow="1" w:lastRow="0" w:firstColumn="0" w:lastColumn="0" w:noHBand="0" w:noVBand="0" w:val="0020"/>
-        <w:tblCaption w:val="Paquetes de análisis y modelado"/>
+        <w:tblCaption w:val="Análisis/modelado"/>
         <w:tblBorders>
           <w:top w:val="single" w:sz="4" w:color="A6A6A6"/>
           <w:left w:val="single" w:sz="4" w:color="A6A6A6"/>
@@ -1335,7 +1335,7 @@
                 <w:sz w:val="19"/>
                 <w:lang w:val="es-CO"/>
               </w:rPr>
-              <w:t xml:space="preserve">Delimitar problema, requisitos y exclusiones de Huella Sana</w:t>
+              <w:t xml:space="preserve">Problema, requisitos, exclusiones de Huella Sana</w:t>
             </w:r>
           </w:p>
         </w:tc>
@@ -1365,7 +1365,7 @@
                 <w:sz w:val="19"/>
                 <w:lang w:val="es-CO"/>
               </w:rPr>
-              <w:t xml:space="preserve">Propuesta del proyecto.</w:t>
+              <w:t xml:space="preserve">Propuesta.</w:t>
             </w:r>
           </w:p>
         </w:tc>
@@ -1412,7 +1412,7 @@
                 <w:sz w:val="19"/>
                 <w:lang w:val="es-CO"/>
               </w:rPr>
-              <w:t xml:space="preserve">Precisar reglas de negocio y condiciones del caso simulado</w:t>
+              <w:t xml:space="preserve">Reglas de negocio; condiciones simuladas</w:t>
             </w:r>
           </w:p>
         </w:tc>
@@ -1442,7 +1442,7 @@
                 <w:sz w:val="19"/>
                 <w:lang w:val="es-CO"/>
               </w:rPr>
-              <w:t xml:space="preserve">Documento de supuestos.</w:t>
+              <w:t xml:space="preserve">Supuestos.</w:t>
             </w:r>
           </w:p>
         </w:tc>
@@ -1489,7 +1489,7 @@
                 <w:sz w:val="19"/>
                 <w:lang w:val="es-CO"/>
               </w:rPr>
-              <w:t xml:space="preserve">Representar entidades, atributos, relaciones y cardinalidades</w:t>
+              <w:t xml:space="preserve">Entidades, atributos, relaciones, cardinalidades</w:t>
             </w:r>
           </w:p>
         </w:tc>
@@ -1519,7 +1519,7 @@
                 <w:sz w:val="19"/>
                 <w:lang w:val="es-CO"/>
               </w:rPr>
-              <w:t xml:space="preserve">MER notación Peter Chen.</w:t>
+              <w:t xml:space="preserve">MER Peter Chen.</w:t>
             </w:r>
           </w:p>
         </w:tc>
@@ -1566,7 +1566,7 @@
                 <w:sz w:val="19"/>
                 <w:lang w:val="es-CO"/>
               </w:rPr>
-              <w:t xml:space="preserve">Representar especialización disjunta y parcial de EMPLEADO</w:t>
+              <w:t xml:space="preserve">Especialización disjunta/parcial de EMPLEADO</w:t>
             </w:r>
           </w:p>
         </w:tc>
@@ -1643,7 +1643,7 @@
                 <w:sz w:val="19"/>
                 <w:lang w:val="es-CO"/>
               </w:rPr>
-              <w:t xml:space="preserve">Elaborar MER Barker / Crow’s Foot en MySQL Workbench</w:t>
+              <w:t xml:space="preserve">Elaborar MER</w:t>
             </w:r>
           </w:p>
         </w:tc>
@@ -1673,7 +1673,7 @@
                 <w:sz w:val="19"/>
                 <w:lang w:val="es-CO"/>
               </w:rPr>
-              <w:t xml:space="preserve">MER Barker / Crow’s Foot (MySQL Workbench).</w:t>
+              <w:t xml:space="preserve">MER Barker/Crow’s Foot (MySQL Workbench).</w:t>
             </w:r>
           </w:p>
         </w:tc>
@@ -1720,7 +1720,7 @@
                 <w:sz w:val="19"/>
                 <w:lang w:val="es-CO"/>
               </w:rPr>
-              <w:t xml:space="preserve">Transformar el modelo a tablas, llaves y restricciones</w:t>
+              <w:t xml:space="preserve">Transformar tablas, llaves, restricciones</w:t>
             </w:r>
           </w:p>
         </w:tc>
@@ -1750,7 +1750,7 @@
                 <w:sz w:val="19"/>
                 <w:lang w:val="es-CO"/>
               </w:rPr>
-              <w:t xml:space="preserve">Modelo relacional Crow’s Foot (MySQL Workbench).</w:t>
+              <w:t xml:space="preserve">Relacional Crow’s Foot (MySQL Workbench).</w:t>
             </w:r>
           </w:p>
         </w:tc>
@@ -1797,7 +1797,7 @@
                 <w:sz w:val="19"/>
                 <w:lang w:val="es-CO"/>
               </w:rPr>
-              <w:t xml:space="preserve">Justificar dependencias y descomposición hasta 3FN</w:t>
+              <w:t xml:space="preserve">Dependencias/descomposición hasta 3FN</w:t>
             </w:r>
           </w:p>
         </w:tc>
@@ -1827,7 +1827,7 @@
                 <w:sz w:val="19"/>
                 <w:lang w:val="es-CO"/>
               </w:rPr>
-              <w:t xml:space="preserve">Sección de normalización del modelo relacional.</w:t>
+              <w:t xml:space="preserve">Sección del modelo relacional.</w:t>
             </w:r>
           </w:p>
         </w:tc>
@@ -1874,7 +1874,7 @@
                 <w:sz w:val="19"/>
                 <w:lang w:val="es-CO"/>
               </w:rPr>
-              <w:t xml:space="preserve">Documentar las 22 tablas, columnas, dominios y restricciones</w:t>
+              <w:t xml:space="preserve">22 tablas, columnas, dominios, restricciones</w:t>
             </w:r>
           </w:p>
         </w:tc>
@@ -1951,7 +1951,7 @@
                 <w:sz w:val="19"/>
                 <w:lang w:val="es-CO"/>
               </w:rPr>
-              <w:t xml:space="preserve">Resolver y ejecutar 55 ejercicios y sus equivalentes SQL</w:t>
+              <w:t xml:space="preserve">Resolver/ejecutar 55 ejercicios y SQL equivalente</w:t>
             </w:r>
           </w:p>
         </w:tc>
@@ -1981,7 +1981,7 @@
                 <w:sz w:val="19"/>
                 <w:lang w:val="es-CO"/>
               </w:rPr>
-              <w:t xml:space="preserve">Documento de álgebra relacional, 55 ejercicios verificados.</w:t>
+              <w:t xml:space="preserve">Documento: 55 ejercicios verificados.</w:t>
             </w:r>
           </w:p>
         </w:tc>
@@ -1991,7 +1991,7 @@
       <w:pPr>
         <w:pStyle w:val="Heading2"/>
       </w:pPr>
-      <w:bookmarkStart w:id="27" w:name="_065ba8a1583211c44f1d3c80a31bcafdd05a2e9"/>
+      <w:bookmarkStart w:id="27" w:name="_8628fa4d0aa193299d2156ab5a422e19bd1508a"/>
       <w:r>
         <w:rPr>
           <w:rStyle w:val="SectionNumber"/>
@@ -2006,7 +2006,7 @@
         <w:rPr>
           <w:lang w:val="es-CO"/>
         </w:rPr>
-        <w:t xml:space="preserve">Fase 2 Implementación</w:t>
+        <w:t xml:space="preserve">Fase 2</w:t>
       </w:r>
       <w:bookmarkEnd w:id="27"/>
     </w:p>
@@ -2018,7 +2018,7 @@
         <w:rPr>
           <w:lang w:val="es-CO"/>
         </w:rPr>
-        <w:t xml:space="preserve">Paquetes de implementación</w:t>
+        <w:t xml:space="preserve">Implementación</w:t>
       </w:r>
     </w:p>
     <w:tbl>
@@ -2027,7 +2027,7 @@
         <w:tblW w:type="pct" w:w="5000"/>
         <w:tblLayout w:type="fixed"/>
         <w:tblLook w:firstRow="1" w:lastRow="0" w:firstColumn="0" w:lastColumn="0" w:noHBand="0" w:noVBand="0" w:val="0020"/>
-        <w:tblCaption w:val="Paquetes de implementación"/>
+        <w:tblCaption w:val="Implementación"/>
         <w:tblBorders>
           <w:top w:val="single" w:sz="4" w:color="A6A6A6"/>
           <w:left w:val="single" w:sz="4" w:color="A6A6A6"/>
@@ -2181,7 +2181,7 @@
                 <w:sz w:val="19"/>
                 <w:lang w:val="es-CO"/>
               </w:rPr>
-              <w:t xml:space="preserve">Comparar alternativas y justificar Oracle Linux 9</w:t>
+              <w:t xml:space="preserve">Comparar/justificar Oracle Linux 9</w:t>
             </w:r>
           </w:p>
         </w:tc>
@@ -2211,7 +2211,7 @@
                 <w:sz w:val="19"/>
                 <w:lang w:val="es-CO"/>
               </w:rPr>
-              <w:t xml:space="preserve">Análisis de selección de SO.</w:t>
+              <w:t xml:space="preserve">Análisis SO.</w:t>
             </w:r>
           </w:p>
         </w:tc>
@@ -2258,7 +2258,7 @@
                 <w:sz w:val="19"/>
                 <w:lang w:val="es-CO"/>
               </w:rPr>
-              <w:t xml:space="preserve">Configurar recursos, arranque y acceso del entorno Linux</w:t>
+              <w:t xml:space="preserve">Recursos, arranque, acceso Linux</w:t>
             </w:r>
           </w:p>
         </w:tc>
@@ -2288,7 +2288,7 @@
                 <w:sz w:val="19"/>
                 <w:lang w:val="es-CO"/>
               </w:rPr>
-              <w:t xml:space="preserve">Implementación de la VM e instrucciones de reproducción.</w:t>
+              <w:t xml:space="preserve">VM y reproducción.</w:t>
             </w:r>
           </w:p>
         </w:tc>
@@ -2335,7 +2335,7 @@
                 <w:sz w:val="19"/>
                 <w:lang w:val="es-CO"/>
               </w:rPr>
-              <w:t xml:space="preserve">Comparar opciones y justificar MySQL 8.4 LTS</w:t>
+              <w:t xml:space="preserve">Comparar/justificar MySQL 8.4 LTS</w:t>
             </w:r>
           </w:p>
         </w:tc>
@@ -2365,7 +2365,7 @@
                 <w:sz w:val="19"/>
                 <w:lang w:val="es-CO"/>
               </w:rPr>
-              <w:t xml:space="preserve">Análisis de selección de RDBMS.</w:t>
+              <w:t xml:space="preserve">Análisis RDBMS.</w:t>
             </w:r>
           </w:p>
         </w:tc>
@@ -2412,7 +2412,7 @@
                 <w:sz w:val="19"/>
                 <w:lang w:val="es-CO"/>
               </w:rPr>
-              <w:t xml:space="preserve">Preparar el servicio</w:t>
+              <w:t xml:space="preserve">Servicio</w:t>
             </w:r>
             <w:r>
               <w:rPr>
@@ -2434,7 +2434,7 @@
                 <w:sz w:val="19"/>
                 <w:lang w:val="es-CO"/>
               </w:rPr>
-              <w:t xml:space="preserve">, la base</w:t>
+              <w:t xml:space="preserve">, base</w:t>
             </w:r>
             <w:r>
               <w:rPr>
@@ -2456,24 +2456,17 @@
                 <w:sz w:val="19"/>
                 <w:lang w:val="es-CO"/>
               </w:rPr>
+              <w:t xml:space="preserve">, usuarios</w:t>
+            </w:r>
+            <w:r>
+              <w:rPr>
+                <w:sz w:val="19"/>
+                <w:lang w:val="es-CO"/>
+              </w:rPr>
               <w:t xml:space="preserve"> </w:t>
             </w:r>
             <w:r>
               <w:rPr>
-                <w:sz w:val="19"/>
-                <w:lang w:val="es-CO"/>
-              </w:rPr>
-              <w:t xml:space="preserve">y los usuarios</w:t>
-            </w:r>
-            <w:r>
-              <w:rPr>
-                <w:sz w:val="19"/>
-                <w:lang w:val="es-CO"/>
-              </w:rPr>
-              <w:t xml:space="preserve"> </w:t>
-            </w:r>
-            <w:r>
-              <w:rPr>
                 <w:rStyle w:val="VerbatimChar"/>
                 <w:sz w:val="19"/>
                 <w:lang w:val="es-CO"/>
@@ -2485,21 +2478,7 @@
                 <w:sz w:val="19"/>
                 <w:lang w:val="es-CO"/>
               </w:rPr>
-              <w:t xml:space="preserve"> </w:t>
-            </w:r>
-            <w:r>
-              <w:rPr>
-                <w:sz w:val="19"/>
-                <w:lang w:val="es-CO"/>
-              </w:rPr>
-              <w:t xml:space="preserve">y</w:t>
-            </w:r>
-            <w:r>
-              <w:rPr>
-                <w:sz w:val="19"/>
-                <w:lang w:val="es-CO"/>
-              </w:rPr>
-              <w:t xml:space="preserve"> </w:t>
+              <w:t xml:space="preserve">/</w:t>
             </w:r>
             <w:r>
               <w:rPr>
@@ -2537,7 +2516,7 @@
                 <w:sz w:val="19"/>
                 <w:lang w:val="es-CO"/>
               </w:rPr>
-              <w:t xml:space="preserve">Implementación del RDBMS y evidencia de conexión.</w:t>
+              <w:t xml:space="preserve">Implementación/evidencia de conexión.</w:t>
             </w:r>
           </w:p>
         </w:tc>
@@ -2584,7 +2563,7 @@
                 <w:sz w:val="19"/>
                 <w:lang w:val="es-CO"/>
               </w:rPr>
-              <w:t xml:space="preserve">Crear objetos, insertar datos ficticios y ejecutar consultas y utilidades</w:t>
+              <w:t xml:space="preserve">Objetos, datos ficticios, consultas, utilidades</w:t>
             </w:r>
           </w:p>
         </w:tc>
@@ -2614,7 +2593,7 @@
                 <w:sz w:val="19"/>
                 <w:lang w:val="es-CO"/>
               </w:rPr>
-              <w:t xml:space="preserve">Scripts DDL, DML y varios con README y orden de ejecución.</w:t>
+              <w:t xml:space="preserve">DDL/DML/varios, README y orden de ejecución.</w:t>
             </w:r>
           </w:p>
         </w:tc>
@@ -2661,7 +2640,7 @@
                 <w:sz w:val="19"/>
                 <w:lang w:val="es-CO"/>
               </w:rPr>
-              <w:t xml:space="preserve">Conectar la aplicación Java (Spring Boot, sin ORM) por JDBC para consultas</w:t>
+              <w:t xml:space="preserve">Java (Spring Boot, sin ORM), JDBC</w:t>
             </w:r>
           </w:p>
         </w:tc>
@@ -2691,7 +2670,7 @@
                 <w:sz w:val="19"/>
                 <w:lang w:val="es-CO"/>
               </w:rPr>
-              <w:t xml:space="preserve">Conexión de la aplicación web de solo lectura.</w:t>
+              <w:t xml:space="preserve">Aplicación conectada, solo lectura.</w:t>
             </w:r>
           </w:p>
         </w:tc>
@@ -2738,7 +2717,7 @@
                 <w:sz w:val="19"/>
                 <w:lang w:val="es-CO"/>
               </w:rPr>
-              <w:t xml:space="preserve">Integrar aportes, estructura y documentación de reconstrucción</w:t>
+              <w:t xml:space="preserve">Aportes, estructura, documentación de reconstrucción</w:t>
             </w:r>
           </w:p>
         </w:tc>
@@ -2768,7 +2747,7 @@
                 <w:sz w:val="19"/>
                 <w:lang w:val="es-CO"/>
               </w:rPr>
-              <w:t xml:space="preserve">Repositorio Git/GitHub con contribuciones del equipo.</w:t>
+              <w:t xml:space="preserve">Git/GitHub: contribuciones del equipo.</w:t>
             </w:r>
           </w:p>
         </w:tc>
@@ -2815,7 +2794,7 @@
                 <w:sz w:val="19"/>
                 <w:lang w:val="es-CO"/>
               </w:rPr>
-              <w:t xml:space="preserve">Validar audio y cámara del equipo en la demostración</w:t>
+              <w:t xml:space="preserve">Audio/cámara del equipo en demostración</w:t>
             </w:r>
           </w:p>
         </w:tc>
@@ -2845,7 +2824,7 @@
                 <w:sz w:val="19"/>
                 <w:lang w:val="es-CO"/>
               </w:rPr>
-              <w:t xml:space="preserve">Video de demostración de máximo 15 minutos.</w:t>
+              <w:t xml:space="preserve">Video máximo 15 minutos.</w:t>
             </w:r>
           </w:p>
         </w:tc>
@@ -2882,7 +2861,7 @@
         <w:rPr>
           <w:lang w:val="es-CO"/>
         </w:rPr>
-        <w:t xml:space="preserve">Paquetes de cierre</w:t>
+        <w:t xml:space="preserve">Cierre</w:t>
       </w:r>
     </w:p>
     <w:tbl>
@@ -2891,7 +2870,7 @@
         <w:tblW w:type="pct" w:w="5000"/>
         <w:tblLayout w:type="fixed"/>
         <w:tblLook w:firstRow="1" w:lastRow="0" w:firstColumn="0" w:lastColumn="0" w:noHBand="0" w:noVBand="0" w:val="0020"/>
-        <w:tblCaption w:val="Paquetes de cierre"/>
+        <w:tblCaption w:val="Cierre"/>
         <w:tblBorders>
           <w:top w:val="single" w:sz="4" w:color="A6A6A6"/>
           <w:left w:val="single" w:sz="4" w:color="A6A6A6"/>
@@ -3045,7 +3024,7 @@
                 <w:sz w:val="19"/>
                 <w:lang w:val="es-CO"/>
               </w:rPr>
-              <w:t xml:space="preserve">Consolidar evidencias, sustentar y atender observaciones académicas</w:t>
+              <w:t xml:space="preserve">Evidencias, sustentación, observaciones académicas</w:t>
             </w:r>
           </w:p>
         </w:tc>
@@ -3075,7 +3054,7 @@
                 <w:sz w:val="19"/>
                 <w:lang w:val="es-CO"/>
               </w:rPr>
-              <w:t xml:space="preserve">Lista de entregables y registro de aceptación en el acta.</w:t>
+              <w:t xml:space="preserve">Lista entregables/aceptación, acta.</w:t>
             </w:r>
           </w:p>
         </w:tc>
@@ -3122,7 +3101,7 @@
                 <w:sz w:val="19"/>
                 <w:lang w:val="es-CO"/>
               </w:rPr>
-              <w:t xml:space="preserve">Registrar balance, desviaciones, lecciones y espacios de firma</w:t>
+              <w:t xml:space="preserve">Balance, desviaciones, lecciones, firmas</w:t>
             </w:r>
           </w:p>
         </w:tc>
@@ -3162,7 +3141,7 @@
       <w:pPr>
         <w:pStyle w:val="Heading1"/>
       </w:pPr>
-      <w:bookmarkStart w:id="29" w:name="_d214d767ae0dffd91cabee18221845162da5a5c"/>
+      <w:bookmarkStart w:id="29" w:name="_controlaceptación"/>
       <w:r>
         <w:rPr>
           <w:rStyle w:val="SectionNumber"/>
@@ -3177,7 +3156,7 @@
         <w:rPr>
           <w:lang w:val="es-CO"/>
         </w:rPr>
-        <w:t xml:space="preserve">Control y aceptación de paquetes</w:t>
+        <w:t xml:space="preserve">Control/aceptación</w:t>
       </w:r>
       <w:bookmarkEnd w:id="29"/>
     </w:p>
@@ -3189,7 +3168,7 @@
         <w:rPr>
           <w:lang w:val="es-CO"/>
         </w:rPr>
-        <w:t xml:space="preserve">Un paquete se considera completo cuando su entregable está versionado, es legible y supera la revisión del responsable y de otro integrante. En modelos se verifica correspondencia con reglas y DDL; en álgebra, resultados de los 55 ejercicios; en plataforma, reproducción y conexión; en video, duración y participación. El docente valida Fase 1 en Semana 8, Fase 2 en Semana 13 y el cierre en Semana 14.</w:t>
+        <w:t xml:space="preserve">Entregable versionado/legible, revisado por responsable y compañero. Verificar modelos/reglas/DDL; álgebra: 55 resultados; plataforma: reproducción/conexión; video: duración/participación. Validación docente: Fase 1/Semana 8; Fase 2/Semana 13; cierre/Semana 14.</w:t>
       </w:r>
     </w:p>
     <w:p>
@@ -3200,7 +3179,7 @@
         <w:rPr>
           <w:lang w:val="es-CO"/>
         </w:rPr>
-        <w:t xml:space="preserve">El seguimiento de 1.1.3 y el repositorio de 1.3.7 transcurren en paralelo con las fases; sus horas son esfuerzo de coordinación e integración, sin duplicar el trabajo de los demás paquetes. Los cambios se registran por código y se evalúan contra alcance, dependencias y presupuesto antes de aprobarse.</w:t>
+        <w:t xml:space="preserve">1.1.3/1.3.7: coordinación/integración paralela sin duplicar horas. Cambios registrados por código; evaluar alcance/dependencias/presupuesto antes de aprobar.</w:t>
       </w:r>
     </w:p>
     <w:sectPr>

--- a/documentos/transversales/03_EDT_WBS.docx
+++ b/documentos/transversales/03_EDT_WBS.docx
@@ -312,7 +312,7 @@
         <w:rPr>
           <w:lang w:val="es-CO"/>
         </w:rPr>
-        <w:t xml:space="preserve">Regla 100 %: resultado único por paquete de tercer nivel, con integrador. Códigos del cronograma; H1/H2/H3 son hitos.</w:t>
+        <w:t xml:space="preserve">Se aplica la regla del 100 %: cada paquete de tercer nivel tiene un resultado único y un integrador. Los códigos son los del cronograma, y H1, H2 y H3 son hitos.</w:t>
       </w:r>
     </w:p>
     <w:p>
